--- a/public/Greencoat_Grievance_Procedure_Mar2026.docx
+++ b/public/Greencoat_Grievance_Procedure_Mar2026.docx
@@ -681,7 +681,7 @@
         <w:rPr>
           <w:rFonts w:ascii="Calibri" w:hAnsi="Calibri" w:cs="Calibri"/>
         </w:rPr>
-        <w:t>If you are dissatisfied with the outcome, you may make a formal appeal in writing to [insert appropriate post title, e.g. nursery owner], stating your full grounds of appeal, within five working days of the date on which the decision was sent or given to you.</w:t>
+        <w:t>If you are dissatisfied with the outcome, you may make a formal appeal in writing to a Director (Taz Khan or Kubir Hussain), stating your full grounds of appeal, within five working days of the date on which the decision was sent or given to you.</w:t>
       </w:r>
       <w:r>
         <w:rPr>
